--- a/Important Documents/Project_Requirement_Documentation.docx
+++ b/Important Documents/Project_Requirement_Documentation.docx
@@ -29,7 +29,7 @@
         <w:t xml:space="preserve">Navigators</w:t>
       </w:r>
       <w:r>
-        <w:t xml:space="preserve"> </w:t>
+        <w:br/>
       </w:r>
       <w:r>
         <w:rPr>
@@ -45,7 +45,7 @@
         <w:t xml:space="preserve">SIH26168 (S. No. 168)</w:t>
       </w:r>
       <w:r>
-        <w:t xml:space="preserve"> </w:t>
+        <w:br/>
       </w:r>
       <w:r>
         <w:rPr>
@@ -61,6 +61,13 @@
         <w:t xml:space="preserve">Indian Space Research Organisation (ISRO)</w:t>
       </w:r>
     </w:p>
+    <w:p>
+      <w:r>
+        <w:pict>
+          <v:rect style="width:0;height:1.5pt" o:hralign="center" o:hrstd="t" o:hr="t"/>
+        </w:pict>
+      </w:r>
+    </w:p>
     <w:bookmarkStart w:id="9" w:name="introduction"/>
     <w:p>
       <w:pPr>
@@ -76,6 +83,13 @@
       </w:pPr>
       <w:r>
         <w:t xml:space="preserve">The objective of this project is to develop an AI/ML-based Intelligent Dead Reckoning (IDR) system for seamless navigation. GNSS/GPS-based navigation becomes unreliable in tunnels, underpasses, and urban environments. When GNSS is lost, conventional navigation often fails. This solution maintains continuous and accurate vehicle positioning using inertial sensing and intelligent estimation.</w:t>
+      </w:r>
+    </w:p>
+    <w:p>
+      <w:r>
+        <w:pict>
+          <v:rect style="width:0;height:1.5pt" o:hralign="center" o:hrstd="t" o:hr="t"/>
+        </w:pict>
       </w:r>
     </w:p>
     <w:bookmarkEnd w:id="9"/>
@@ -94,6 +108,13 @@
       </w:pPr>
       <w:r>
         <w:t xml:space="preserve">Develop an AI/ML-powered IDR system that utilizes a smartphone’s IMU sensors to continue vehicle navigation during GNSS outages without relying on OBD-II or a vehicle speedometer. The solution combines AI/ML, IMU processing, GNSS/INS fusion, road constraints, and map matching in a lightweight edge/mobile deployment.</w:t>
+      </w:r>
+    </w:p>
+    <w:p>
+      <w:r>
+        <w:pict>
+          <v:rect style="width:0;height:1.5pt" o:hralign="center" o:hrstd="t" o:hr="t"/>
+        </w:pict>
       </w:r>
     </w:p>
     <w:bookmarkEnd w:id="10"/>
@@ -119,13 +140,13 @@
           <w:b/>
           <w:bCs/>
         </w:rPr>
-        <w:t xml:space="preserve">AI-based speed estimation:</w:t>
+        <w:t xml:space="preserve">AI-Based Speed Estimation:</w:t>
       </w:r>
       <w:r>
         <w:t xml:space="preserve"> </w:t>
       </w:r>
       <w:r>
-        <w:t xml:space="preserve">Estimate vehicle speed/velocity from smartphone IMU data without OBD-II.</w:t>
+        <w:t xml:space="preserve">Estimate vehicle speed/velocity from smartphone IMU data without OBD-II using a robust Temporal Convolutional Network.</w:t>
       </w:r>
     </w:p>
     <w:p>
@@ -141,13 +162,13 @@
           <w:b/>
           <w:bCs/>
         </w:rPr>
-        <w:t xml:space="preserve">Vibration and noise filtering:</w:t>
+        <w:t xml:space="preserve">Vibration &amp; Noise Filtering:</w:t>
       </w:r>
       <w:r>
         <w:t xml:space="preserve"> </w:t>
       </w:r>
       <w:r>
-        <w:t xml:space="preserve">Handle engine vibration, road vibration, potholes, bumps, shocks, and phone movement.</w:t>
+        <w:t xml:space="preserve">Handle engine vibration, road vibration, potholes, bumps, shocks, and phone movement using non-linear median filtering and Butterworth low-pass filters.</w:t>
       </w:r>
     </w:p>
     <w:p>
@@ -163,7 +184,7 @@
           <w:b/>
           <w:bCs/>
         </w:rPr>
-        <w:t xml:space="preserve">Phone alignment:</w:t>
+        <w:t xml:space="preserve">Phone Alignment:</w:t>
       </w:r>
       <w:r>
         <w:t xml:space="preserve"> </w:t>
@@ -185,13 +206,13 @@
           <w:b/>
           <w:bCs/>
         </w:rPr>
-        <w:t xml:space="preserve">Map matching:</w:t>
+        <w:t xml:space="preserve">Map Matching:</w:t>
       </w:r>
       <w:r>
         <w:t xml:space="preserve"> </w:t>
       </w:r>
       <w:r>
-        <w:t xml:space="preserve">Constrain drifting inertial trajectories to plausible roads using offline maps and road-network information.</w:t>
+        <w:t xml:space="preserve">Constrain drifting inertial trajectories to plausible roads using offline maps and geometric road-network information.</w:t>
       </w:r>
     </w:p>
     <w:p>
@@ -207,13 +228,13 @@
           <w:b/>
           <w:bCs/>
         </w:rPr>
-        <w:t xml:space="preserve">Vehicle kinematics:</w:t>
+        <w:t xml:space="preserve">Vehicle Kinematics:</w:t>
       </w:r>
       <w:r>
         <w:t xml:space="preserve"> </w:t>
       </w:r>
       <w:r>
-        <w:t xml:space="preserve">Use Non-Holonomic Constraints (NHC) and related motion constraints to reduce impossible trajectories.</w:t>
+        <w:t xml:space="preserve">Use Non-Holonomic Constraints (NHC) and related motion constraints to eliminate lateral slip.</w:t>
       </w:r>
     </w:p>
     <w:p>
@@ -229,13 +250,13 @@
           <w:b/>
           <w:bCs/>
         </w:rPr>
-        <w:t xml:space="preserve">GNSS + INS fusion:</w:t>
+        <w:t xml:space="preserve">GNSS + INS Fusion:</w:t>
       </w:r>
       <w:r>
         <w:t xml:space="preserve"> </w:t>
       </w:r>
       <w:r>
-        <w:t xml:space="preserve">Fuse GNSS and inertial measurements while reducing drift and improving velocity/position estimates.</w:t>
+        <w:t xml:space="preserve">Fuse GNSS and inertial measurements via a 15-state Extended Kalman Filter (EKF) to reduce drift and improve velocity/position estimates.</w:t>
       </w:r>
     </w:p>
     <w:p>
@@ -251,7 +272,7 @@
           <w:b/>
           <w:bCs/>
         </w:rPr>
-        <w:t xml:space="preserve">Seamless outage handling:</w:t>
+        <w:t xml:space="preserve">Seamless Outage Handling:</w:t>
       </w:r>
       <w:r>
         <w:t xml:space="preserve"> </w:t>
@@ -273,7 +294,7 @@
           <w:b/>
           <w:bCs/>
         </w:rPr>
-        <w:t xml:space="preserve">External IMU support:</w:t>
+        <w:t xml:space="preserve">External IMU Support:</w:t>
       </w:r>
       <w:r>
         <w:t xml:space="preserve"> </w:t>
@@ -301,23 +322,7 @@
         <w:t xml:space="preserve"> </w:t>
       </w:r>
       <w:r>
-        <w:t xml:space="preserve">The entire AI model and navigation engine must run directly on the mobile device’s CPU/NPU without requiring</w:t>
-      </w:r>
-      <w:r>
-        <w:t xml:space="preserve"> </w:t>
-      </w:r>
-      <w:r>
-        <w:rPr>
-          <w:i/>
-          <w:iCs/>
-        </w:rPr>
-        <w:t xml:space="preserve">any</w:t>
-      </w:r>
-      <w:r>
-        <w:t xml:space="preserve"> </w:t>
-      </w:r>
-      <w:r>
-        <w:t xml:space="preserve">backend servers, internet connection, or cellular network.</w:t>
+        <w:t xml:space="preserve">The entire AI model, EKF, and navigation engine must run directly on the mobile device’s CPU inside Javascript without requiring any backend servers, internet connection, or cellular network.</w:t>
       </w:r>
     </w:p>
     <w:p>
@@ -355,13 +360,20 @@
           <w:b/>
           <w:bCs/>
         </w:rPr>
-        <w:t xml:space="preserve">Real-time navigation UI:</w:t>
+        <w:t xml:space="preserve">Real-Time Navigation UI:</w:t>
       </w:r>
       <w:r>
         <w:t xml:space="preserve"> </w:t>
       </w:r>
       <w:r>
         <w:t xml:space="preserve">Display a continuous vehicle position without obvious freezing or location jumps.</w:t>
+      </w:r>
+    </w:p>
+    <w:p>
+      <w:r>
+        <w:pict>
+          <v:rect style="width:0;height:1.5pt" o:hralign="center" o:hrstd="t" o:hr="t"/>
+        </w:pict>
       </w:r>
     </w:p>
     <w:bookmarkEnd w:id="11"/>
@@ -374,116 +386,197 @@
         <w:t xml:space="preserve">4. Performance Targets</w:t>
       </w:r>
     </w:p>
-    <w:p>
-      <w:pPr>
-        <w:pStyle w:val="Compact"/>
-        <w:numPr>
-          <w:ilvl w:val="0"/>
-          <w:numId w:val="1002"/>
-        </w:numPr>
-      </w:pPr>
-      <w:r>
-        <w:rPr>
-          <w:b/>
-          <w:bCs/>
-        </w:rPr>
-        <w:t xml:space="preserve">Dead-reckoning positional drift:</w:t>
-      </w:r>
-      <w:r>
-        <w:t xml:space="preserve"> </w:t>
-      </w:r>
-      <w:r>
-        <w:t xml:space="preserve">&lt; 10% of the distance travelled</w:t>
-      </w:r>
-    </w:p>
-    <w:p>
-      <w:pPr>
-        <w:pStyle w:val="Compact"/>
-        <w:numPr>
-          <w:ilvl w:val="0"/>
-          <w:numId w:val="1002"/>
-        </w:numPr>
-      </w:pPr>
-      <w:r>
-        <w:rPr>
-          <w:b/>
-          <w:bCs/>
-        </w:rPr>
-        <w:t xml:space="preserve">50 m GNSS-denied travel:</w:t>
-      </w:r>
-      <w:r>
-        <w:t xml:space="preserve"> </w:t>
-      </w:r>
-      <w:r>
-        <w:t xml:space="preserve">&lt; 5 m drift, in under 1 minute</w:t>
-      </w:r>
-    </w:p>
-    <w:p>
-      <w:pPr>
-        <w:pStyle w:val="Compact"/>
-        <w:numPr>
-          <w:ilvl w:val="0"/>
-          <w:numId w:val="1002"/>
-        </w:numPr>
-      </w:pPr>
-      <w:r>
-        <w:rPr>
-          <w:b/>
-          <w:bCs/>
-        </w:rPr>
-        <w:t xml:space="preserve">1 km GNSS-denied travel:</w:t>
-      </w:r>
-      <w:r>
-        <w:t xml:space="preserve"> </w:t>
-      </w:r>
-      <w:r>
-        <w:t xml:space="preserve">&lt; 100 m drift at 60 km/h</w:t>
-      </w:r>
-    </w:p>
-    <w:p>
-      <w:pPr>
-        <w:pStyle w:val="Compact"/>
-        <w:numPr>
-          <w:ilvl w:val="0"/>
-          <w:numId w:val="1002"/>
-        </w:numPr>
-      </w:pPr>
-      <w:r>
-        <w:rPr>
-          <w:b/>
-          <w:bCs/>
-        </w:rPr>
-        <w:t xml:space="preserve">Smartphone GNSS + INS update rate:</w:t>
-      </w:r>
-      <w:r>
-        <w:t xml:space="preserve"> </w:t>
-      </w:r>
-      <w:r>
-        <w:t xml:space="preserve">10 Hz</w:t>
-      </w:r>
-    </w:p>
-    <w:p>
-      <w:pPr>
-        <w:pStyle w:val="Compact"/>
-        <w:numPr>
-          <w:ilvl w:val="0"/>
-          <w:numId w:val="1002"/>
-        </w:numPr>
-      </w:pPr>
-      <w:r>
-        <w:rPr>
-          <w:b/>
-          <w:bCs/>
-        </w:rPr>
-        <w:t xml:space="preserve">FOG-IMU edge engine capability:</w:t>
-      </w:r>
-      <w:r>
-        <w:t xml:space="preserve"> </w:t>
-      </w:r>
-      <w:r>
-        <w:t xml:space="preserve">Around 200 Hz or higher</w:t>
-      </w:r>
-    </w:p>
+    <w:tbl>
+      <w:tblPr>
+        <w:tblStyle w:val="Table"/>
+        <w:tblW w:type="pct" w:w="5000"/>
+        <w:tblLayout w:type="fixed"/>
+        <w:tblLook w:firstRow="1" w:lastRow="0" w:firstColumn="0" w:lastColumn="0" w:noHBand="0" w:noVBand="0" w:val="0020"/>
+      </w:tblPr>
+      <w:tblGrid>
+        <w:gridCol w:w="3960"/>
+        <w:gridCol w:w="3960"/>
+      </w:tblGrid>
+      <w:tr>
+        <w:trPr>
+          <w:tblHeader w:val="on"/>
+        </w:trPr>
+        <w:tc>
+          <w:tcPr/>
+          <w:p>
+            <w:pPr>
+              <w:pStyle w:val="Compact"/>
+              <w:jc w:val="left"/>
+            </w:pPr>
+            <w:r>
+              <w:t xml:space="preserve">Metric</w:t>
+            </w:r>
+          </w:p>
+        </w:tc>
+        <w:tc>
+          <w:tcPr/>
+          <w:p>
+            <w:pPr>
+              <w:pStyle w:val="Compact"/>
+              <w:jc w:val="left"/>
+            </w:pPr>
+            <w:r>
+              <w:t xml:space="preserve">Target</w:t>
+            </w:r>
+          </w:p>
+        </w:tc>
+      </w:tr>
+      <w:tr>
+        <w:tc>
+          <w:tcPr/>
+          <w:p>
+            <w:pPr>
+              <w:pStyle w:val="Compact"/>
+              <w:jc w:val="left"/>
+            </w:pPr>
+            <w:r>
+              <w:rPr>
+                <w:b/>
+                <w:bCs/>
+              </w:rPr>
+              <w:t xml:space="preserve">Dead-reckoning positional drift</w:t>
+            </w:r>
+          </w:p>
+        </w:tc>
+        <w:tc>
+          <w:tcPr/>
+          <w:p>
+            <w:pPr>
+              <w:pStyle w:val="Compact"/>
+              <w:jc w:val="left"/>
+            </w:pPr>
+            <w:r>
+              <w:t xml:space="preserve">&lt; 10% of the distance travelled</w:t>
+            </w:r>
+          </w:p>
+        </w:tc>
+      </w:tr>
+      <w:tr>
+        <w:tc>
+          <w:tcPr/>
+          <w:p>
+            <w:pPr>
+              <w:pStyle w:val="Compact"/>
+              <w:jc w:val="left"/>
+            </w:pPr>
+            <w:r>
+              <w:rPr>
+                <w:b/>
+                <w:bCs/>
+              </w:rPr>
+              <w:t xml:space="preserve">50 m GNSS-denied travel</w:t>
+            </w:r>
+          </w:p>
+        </w:tc>
+        <w:tc>
+          <w:tcPr/>
+          <w:p>
+            <w:pPr>
+              <w:pStyle w:val="Compact"/>
+              <w:jc w:val="left"/>
+            </w:pPr>
+            <w:r>
+              <w:t xml:space="preserve">&lt; 5 m drift, in under 1 minute</w:t>
+            </w:r>
+          </w:p>
+        </w:tc>
+      </w:tr>
+      <w:tr>
+        <w:tc>
+          <w:tcPr/>
+          <w:p>
+            <w:pPr>
+              <w:pStyle w:val="Compact"/>
+              <w:jc w:val="left"/>
+            </w:pPr>
+            <w:r>
+              <w:rPr>
+                <w:b/>
+                <w:bCs/>
+              </w:rPr>
+              <w:t xml:space="preserve">1 km GNSS-denied travel</w:t>
+            </w:r>
+          </w:p>
+        </w:tc>
+        <w:tc>
+          <w:tcPr/>
+          <w:p>
+            <w:pPr>
+              <w:pStyle w:val="Compact"/>
+              <w:jc w:val="left"/>
+            </w:pPr>
+            <w:r>
+              <w:t xml:space="preserve">&lt; 100 m drift at 60 km/h</w:t>
+            </w:r>
+          </w:p>
+        </w:tc>
+      </w:tr>
+      <w:tr>
+        <w:tc>
+          <w:tcPr/>
+          <w:p>
+            <w:pPr>
+              <w:pStyle w:val="Compact"/>
+              <w:jc w:val="left"/>
+            </w:pPr>
+            <w:r>
+              <w:rPr>
+                <w:b/>
+                <w:bCs/>
+              </w:rPr>
+              <w:t xml:space="preserve">Smartphone GNSS + INS update rate</w:t>
+            </w:r>
+          </w:p>
+        </w:tc>
+        <w:tc>
+          <w:tcPr/>
+          <w:p>
+            <w:pPr>
+              <w:pStyle w:val="Compact"/>
+              <w:jc w:val="left"/>
+            </w:pPr>
+            <w:r>
+              <w:t xml:space="preserve">10 Hz</w:t>
+            </w:r>
+          </w:p>
+        </w:tc>
+      </w:tr>
+      <w:tr>
+        <w:tc>
+          <w:tcPr/>
+          <w:p>
+            <w:pPr>
+              <w:pStyle w:val="Compact"/>
+              <w:jc w:val="left"/>
+            </w:pPr>
+            <w:r>
+              <w:rPr>
+                <w:b/>
+                <w:bCs/>
+              </w:rPr>
+              <w:t xml:space="preserve">FOG-IMU edge engine capability</w:t>
+            </w:r>
+          </w:p>
+        </w:tc>
+        <w:tc>
+          <w:tcPr/>
+          <w:p>
+            <w:pPr>
+              <w:pStyle w:val="Compact"/>
+              <w:jc w:val="left"/>
+            </w:pPr>
+            <w:r>
+              <w:t xml:space="preserve">200 Hz or higher</w:t>
+            </w:r>
+          </w:p>
+        </w:tc>
+      </w:tr>
+    </w:tbl>
     <w:bookmarkEnd w:id="12"/>
     <w:bookmarkEnd w:id="13"/>
     <w:sectPr>
@@ -703,9 +796,6 @@
     <w:abstractNumId w:val="990"/>
   </w:num>
   <w:num w:numId="1001">
-    <w:abstractNumId w:val="991"/>
-  </w:num>
-  <w:num w:numId="1002">
     <w:abstractNumId w:val="991"/>
   </w:num>
 </w:numbering>

--- a/Important Documents/Project_Requirement_Documentation.docx
+++ b/Important Documents/Project_Requirement_Documentation.docx
@@ -2,13 +2,22 @@
 <file path=word/document.xml><?xml version="1.0" encoding="utf-8"?>
 <w:document xmlns:w="http://schemas.openxmlformats.org/wordprocessingml/2006/main" xmlns:m="http://schemas.openxmlformats.org/officeDocument/2006/math" xmlns:r="http://schemas.openxmlformats.org/officeDocument/2006/relationships" xmlns:o="urn:schemas-microsoft-com:office:office" xmlns:v="urn:schemas-microsoft-com:vml" xmlns:w10="urn:schemas-microsoft-com:office:word" xmlns:a="http://schemas.openxmlformats.org/drawingml/2006/main" xmlns:pic="http://schemas.openxmlformats.org/drawingml/2006/picture" xmlns:wp="http://schemas.openxmlformats.org/drawingml/2006/wordprocessingDrawing">
   <w:body>
-    <w:bookmarkStart w:id="13" w:name="project-requirement-documentation"/>
+    <w:bookmarkStart w:id="15" w:name="project-requirement-documentation-prd"/>
     <w:p>
       <w:pPr>
         <w:pStyle w:val="Heading1"/>
       </w:pPr>
       <w:r>
-        <w:t xml:space="preserve">Project Requirement Documentation</w:t>
+        <w:t xml:space="preserve">Project Requirement Documentation (PRD)</w:t>
+      </w:r>
+    </w:p>
+    <w:bookmarkStart w:id="9" w:name="project-title"/>
+    <w:p>
+      <w:pPr>
+        <w:pStyle w:val="Heading2"/>
+      </w:pPr>
+      <w:r>
+        <w:t xml:space="preserve">1. Project Title</w:t>
       </w:r>
     </w:p>
     <w:p>
@@ -16,65 +25,17 @@
         <w:pStyle w:val="FirstParagraph"/>
       </w:pPr>
       <w:r>
-        <w:rPr>
-          <w:b/>
-          <w:bCs/>
-        </w:rPr>
-        <w:t xml:space="preserve">Project Name:</w:t>
-      </w:r>
-      <w:r>
-        <w:t xml:space="preserve"> </w:t>
-      </w:r>
-      <w:r>
-        <w:t xml:space="preserve">Navigators</w:t>
-      </w:r>
-      <w:r>
-        <w:br/>
-      </w:r>
-      <w:r>
-        <w:rPr>
-          <w:b/>
-          <w:bCs/>
-        </w:rPr>
-        <w:t xml:space="preserve">SIH Problem Statement ID:</w:t>
-      </w:r>
-      <w:r>
-        <w:t xml:space="preserve"> </w:t>
-      </w:r>
-      <w:r>
-        <w:t xml:space="preserve">SIH26168 (S. No. 168)</w:t>
-      </w:r>
-      <w:r>
-        <w:br/>
-      </w:r>
-      <w:r>
-        <w:rPr>
-          <w:b/>
-          <w:bCs/>
-        </w:rPr>
-        <w:t xml:space="preserve">Organization:</w:t>
-      </w:r>
-      <w:r>
-        <w:t xml:space="preserve"> </w:t>
-      </w:r>
-      <w:r>
-        <w:t xml:space="preserve">Indian Space Research Organisation (ISRO)</w:t>
-      </w:r>
-    </w:p>
-    <w:p>
-      <w:r>
-        <w:pict>
-          <v:rect style="width:0;height:1.5pt" o:hralign="center" o:hrstd="t" o:hr="t"/>
-        </w:pict>
-      </w:r>
-    </w:p>
-    <w:bookmarkStart w:id="9" w:name="introduction"/>
+        <w:t xml:space="preserve">Navigators IDR — Intelligent Dead-Reckoning Navigation System (ISRO SIH26168)</w:t>
+      </w:r>
+    </w:p>
+    <w:bookmarkEnd w:id="9"/>
+    <w:bookmarkStart w:id="10" w:name="objective"/>
     <w:p>
       <w:pPr>
         <w:pStyle w:val="Heading2"/>
       </w:pPr>
       <w:r>
-        <w:t xml:space="preserve">1. Introduction</w:t>
+        <w:t xml:space="preserve">2. Objective</w:t>
       </w:r>
     </w:p>
     <w:p>
@@ -82,49 +43,17 @@
         <w:pStyle w:val="FirstParagraph"/>
       </w:pPr>
       <w:r>
-        <w:t xml:space="preserve">The objective of this project is to develop an AI/ML-based Intelligent Dead Reckoning (IDR) system for seamless navigation. GNSS/GPS-based navigation becomes unreliable in tunnels, underpasses, and urban environments. When GNSS is lost, conventional navigation often fails. This solution maintains continuous and accurate vehicle positioning using inertial sensing and intelligent estimation.</w:t>
-      </w:r>
-    </w:p>
-    <w:p>
-      <w:r>
-        <w:pict>
-          <v:rect style="width:0;height:1.5pt" o:hralign="center" o:hrstd="t" o:hr="t"/>
-        </w:pict>
-      </w:r>
-    </w:p>
-    <w:bookmarkEnd w:id="9"/>
-    <w:bookmarkStart w:id="10" w:name="core-objective"/>
+        <w:t xml:space="preserve">To develop a smartphone-based navigation system capable of maintaining accurate positioning during Global Navigation Satellite System (GNSS) outages. The system must operate without relying on external vehicle hardware (such as OBD-II, CAN bus, or dedicated external IMUs) and without internet connectivity.</w:t>
+      </w:r>
+    </w:p>
+    <w:bookmarkEnd w:id="10"/>
+    <w:bookmarkStart w:id="11" w:name="core-requirements"/>
     <w:p>
       <w:pPr>
         <w:pStyle w:val="Heading2"/>
       </w:pPr>
       <w:r>
-        <w:t xml:space="preserve">2. Core Objective</w:t>
-      </w:r>
-    </w:p>
-    <w:p>
-      <w:pPr>
-        <w:pStyle w:val="FirstParagraph"/>
-      </w:pPr>
-      <w:r>
-        <w:t xml:space="preserve">Develop an AI/ML-powered IDR system that utilizes a smartphone’s IMU sensors to continue vehicle navigation during GNSS outages without relying on OBD-II or a vehicle speedometer. The solution combines AI/ML, IMU processing, GNSS/INS fusion, road constraints, and map matching in a lightweight edge/mobile deployment.</w:t>
-      </w:r>
-    </w:p>
-    <w:p>
-      <w:r>
-        <w:pict>
-          <v:rect style="width:0;height:1.5pt" o:hralign="center" o:hrstd="t" o:hr="t"/>
-        </w:pict>
-      </w:r>
-    </w:p>
-    <w:bookmarkEnd w:id="10"/>
-    <w:bookmarkStart w:id="11" w:name="key-technical-requirements"/>
-    <w:p>
-      <w:pPr>
-        <w:pStyle w:val="Heading2"/>
-      </w:pPr>
-      <w:r>
-        <w:t xml:space="preserve">3. Key Technical Requirements</w:t>
+        <w:t xml:space="preserve">3. Core Requirements</w:t>
       </w:r>
     </w:p>
     <w:p>
@@ -140,13 +69,13 @@
           <w:b/>
           <w:bCs/>
         </w:rPr>
-        <w:t xml:space="preserve">AI-Based Speed Estimation:</w:t>
+        <w:t xml:space="preserve">Hardware Profile:</w:t>
       </w:r>
       <w:r>
         <w:t xml:space="preserve"> </w:t>
       </w:r>
       <w:r>
-        <w:t xml:space="preserve">Estimate vehicle speed/velocity from smartphone IMU data without OBD-II using a robust Temporal Convolutional Network.</w:t>
+        <w:t xml:space="preserve">Smartphone only. Must utilize internal 6-DOF IMU (Accelerometer, Gyroscope) and native GNSS chips.</w:t>
       </w:r>
     </w:p>
     <w:p>
@@ -162,13 +91,13 @@
           <w:b/>
           <w:bCs/>
         </w:rPr>
-        <w:t xml:space="preserve">Vibration &amp; Noise Filtering:</w:t>
+        <w:t xml:space="preserve">Offline Functionality:</w:t>
       </w:r>
       <w:r>
         <w:t xml:space="preserve"> </w:t>
       </w:r>
       <w:r>
-        <w:t xml:space="preserve">Handle engine vibration, road vibration, potholes, bumps, shocks, and phone movement using non-linear median filtering and Butterworth low-pass filters.</w:t>
+        <w:t xml:space="preserve">The entire system—AI inference, filtering, constraints, and map matching—must run completely offline. No backend processing via cloud.</w:t>
       </w:r>
     </w:p>
     <w:p>
@@ -184,13 +113,31 @@
           <w:b/>
           <w:bCs/>
         </w:rPr>
-        <w:t xml:space="preserve">Phone Alignment:</w:t>
-      </w:r>
-      <w:r>
-        <w:t xml:space="preserve"> </w:t>
-      </w:r>
-      <w:r>
-        <w:t xml:space="preserve">Automatically estimate phone pitch, roll, and yaw relative to vehicle motion.</w:t>
+        <w:t xml:space="preserve">Accuracy Targets:</w:t>
+      </w:r>
+    </w:p>
+    <w:p>
+      <w:pPr>
+        <w:pStyle w:val="Compact"/>
+        <w:numPr>
+          <w:ilvl w:val="1"/>
+          <w:numId w:val="1002"/>
+        </w:numPr>
+      </w:pPr>
+      <w:r>
+        <w:t xml:space="preserve">&lt; 5 meters of drift during a 50-meter GNSS outage.</w:t>
+      </w:r>
+    </w:p>
+    <w:p>
+      <w:pPr>
+        <w:pStyle w:val="Compact"/>
+        <w:numPr>
+          <w:ilvl w:val="1"/>
+          <w:numId w:val="1002"/>
+        </w:numPr>
+      </w:pPr>
+      <w:r>
+        <w:t xml:space="preserve">&lt; 100 meters of drift during a 1000-meter GNSS outage.</w:t>
       </w:r>
     </w:p>
     <w:p>
@@ -206,13 +153,23 @@
           <w:b/>
           <w:bCs/>
         </w:rPr>
-        <w:t xml:space="preserve">Map Matching:</w:t>
+        <w:t xml:space="preserve">Output Interfaces:</w:t>
       </w:r>
       <w:r>
         <w:t xml:space="preserve"> </w:t>
       </w:r>
       <w:r>
-        <w:t xml:space="preserve">Constrain drifting inertial trajectories to plausible roads using offline maps and geometric road-network information.</w:t>
+        <w:t xml:space="preserve">Provide real-time location (Latitude/Longitude), heading, and velocity to a local web client or API.</w:t>
+      </w:r>
+    </w:p>
+    <w:bookmarkEnd w:id="11"/>
+    <w:bookmarkStart w:id="12" w:name="key-functional-constraints"/>
+    <w:p>
+      <w:pPr>
+        <w:pStyle w:val="Heading2"/>
+      </w:pPr>
+      <w:r>
+        <w:t xml:space="preserve">4. Key Functional Constraints</w:t>
       </w:r>
     </w:p>
     <w:p>
@@ -220,7 +177,7 @@
         <w:pStyle w:val="Compact"/>
         <w:numPr>
           <w:ilvl w:val="0"/>
-          <w:numId w:val="1001"/>
+          <w:numId w:val="1003"/>
         </w:numPr>
       </w:pPr>
       <w:r>
@@ -228,13 +185,13 @@
           <w:b/>
           <w:bCs/>
         </w:rPr>
-        <w:t xml:space="preserve">Vehicle Kinematics:</w:t>
+        <w:t xml:space="preserve">15-State Extended Kalman Filter (EKF):</w:t>
       </w:r>
       <w:r>
         <w:t xml:space="preserve"> </w:t>
       </w:r>
       <w:r>
-        <w:t xml:space="preserve">Use Non-Holonomic Constraints (NHC) and related motion constraints to eliminate lateral slip.</w:t>
+        <w:t xml:space="preserve">Must be used as the core data fusion engine, natively estimating 3D Position, 3D Velocity, 3D Attitude, Accelerometer Bias, and Gyroscope Bias.</w:t>
       </w:r>
     </w:p>
     <w:p>
@@ -242,7 +199,7 @@
         <w:pStyle w:val="Compact"/>
         <w:numPr>
           <w:ilvl w:val="0"/>
-          <w:numId w:val="1001"/>
+          <w:numId w:val="1003"/>
         </w:numPr>
       </w:pPr>
       <w:r>
@@ -250,13 +207,13 @@
           <w:b/>
           <w:bCs/>
         </w:rPr>
-        <w:t xml:space="preserve">GNSS + INS Fusion:</w:t>
+        <w:t xml:space="preserve">AI Velocity Estimation:</w:t>
       </w:r>
       <w:r>
         <w:t xml:space="preserve"> </w:t>
       </w:r>
       <w:r>
-        <w:t xml:space="preserve">Fuse GNSS and inertial measurements via a 15-state Extended Kalman Filter (EKF) to reduce drift and improve velocity/position estimates.</w:t>
+        <w:t xml:space="preserve">Must embed an ONNX-format deep learning model (e.g., Temporal Convolutional Network) to map sliding windows of IMU data to 2D velocity vectors (East, North), bypassing classical double-integration drift.</w:t>
       </w:r>
     </w:p>
     <w:p>
@@ -264,7 +221,7 @@
         <w:pStyle w:val="Compact"/>
         <w:numPr>
           <w:ilvl w:val="0"/>
-          <w:numId w:val="1001"/>
+          <w:numId w:val="1003"/>
         </w:numPr>
       </w:pPr>
       <w:r>
@@ -272,13 +229,13 @@
           <w:b/>
           <w:bCs/>
         </w:rPr>
-        <w:t xml:space="preserve">Seamless Outage Handling:</w:t>
+        <w:t xml:space="preserve">Zero-Velocity Update (ZUPT):</w:t>
       </w:r>
       <w:r>
         <w:t xml:space="preserve"> </w:t>
       </w:r>
       <w:r>
-        <w:t xml:space="preserve">Switch rapidly between GNSS-aided navigation and dead reckoning, then return to fused navigation when GNSS returns.</w:t>
+        <w:t xml:space="preserve">The system must detect when the vehicle is stationary to clamp accumulated errors.</w:t>
       </w:r>
     </w:p>
     <w:p>
@@ -286,7 +243,7 @@
         <w:pStyle w:val="Compact"/>
         <w:numPr>
           <w:ilvl w:val="0"/>
-          <w:numId w:val="1001"/>
+          <w:numId w:val="1003"/>
         </w:numPr>
       </w:pPr>
       <w:r>
@@ -294,13 +251,13 @@
           <w:b/>
           <w:bCs/>
         </w:rPr>
-        <w:t xml:space="preserve">External IMU Support:</w:t>
+        <w:t xml:space="preserve">Non-Holonomic Constraints (NHC):</w:t>
       </w:r>
       <w:r>
         <w:t xml:space="preserve"> </w:t>
       </w:r>
       <w:r>
-        <w:t xml:space="preserve">Core edge engine should accommodate external IMU data, not only smartphone sensors.</w:t>
+        <w:t xml:space="preserve">The system must assume wheeled vehicle dynamics (no lateral sliding, no vertical flight) to bound error growth.</w:t>
       </w:r>
     </w:p>
     <w:p>
@@ -308,7 +265,7 @@
         <w:pStyle w:val="Compact"/>
         <w:numPr>
           <w:ilvl w:val="0"/>
-          <w:numId w:val="1001"/>
+          <w:numId w:val="1003"/>
         </w:numPr>
       </w:pPr>
       <w:r>
@@ -316,269 +273,53 @@
           <w:b/>
           <w:bCs/>
         </w:rPr>
-        <w:t xml:space="preserve">100% Offline Edge Execution:</w:t>
+        <w:t xml:space="preserve">Map Matching:</w:t>
       </w:r>
       <w:r>
         <w:t xml:space="preserve"> </w:t>
       </w:r>
       <w:r>
-        <w:t xml:space="preserve">The entire AI model, EKF, and navigation engine must run directly on the mobile device’s CPU inside Javascript without requiring any backend servers, internet connection, or cellular network.</w:t>
-      </w:r>
-    </w:p>
-    <w:p>
-      <w:pPr>
-        <w:pStyle w:val="Compact"/>
-        <w:numPr>
-          <w:ilvl w:val="0"/>
-          <w:numId w:val="1001"/>
-        </w:numPr>
-      </w:pPr>
-      <w:r>
-        <w:rPr>
-          <w:b/>
-          <w:bCs/>
-        </w:rPr>
-        <w:t xml:space="preserve">WebAssembly/ONNX Integration:</w:t>
-      </w:r>
-      <w:r>
-        <w:t xml:space="preserve"> </w:t>
-      </w:r>
-      <w:r>
-        <w:t xml:space="preserve">Utilize ONNX Runtime Web to execute PyTorch neural networks locally within a Progressive Web App (PWA).</w:t>
-      </w:r>
-    </w:p>
-    <w:p>
-      <w:pPr>
-        <w:pStyle w:val="Compact"/>
-        <w:numPr>
-          <w:ilvl w:val="0"/>
-          <w:numId w:val="1001"/>
-        </w:numPr>
-      </w:pPr>
-      <w:r>
-        <w:rPr>
-          <w:b/>
-          <w:bCs/>
-        </w:rPr>
-        <w:t xml:space="preserve">Real-Time Navigation UI:</w:t>
-      </w:r>
-      <w:r>
-        <w:t xml:space="preserve"> </w:t>
-      </w:r>
-      <w:r>
-        <w:t xml:space="preserve">Display a continuous vehicle position without obvious freezing or location jumps.</w:t>
-      </w:r>
-    </w:p>
-    <w:p>
-      <w:r>
-        <w:pict>
-          <v:rect style="width:0;height:1.5pt" o:hralign="center" o:hrstd="t" o:hr="t"/>
-        </w:pict>
-      </w:r>
-    </w:p>
-    <w:bookmarkEnd w:id="11"/>
-    <w:bookmarkStart w:id="12" w:name="performance-targets"/>
+        <w:t xml:space="preserve">The system must snap the raw mathematical trajectory to a known offline geographic road network.</w:t>
+      </w:r>
+    </w:p>
+    <w:bookmarkEnd w:id="12"/>
+    <w:bookmarkStart w:id="13" w:name="system-architecture"/>
     <w:p>
       <w:pPr>
         <w:pStyle w:val="Heading2"/>
       </w:pPr>
       <w:r>
-        <w:t xml:space="preserve">4. Performance Targets</w:t>
-      </w:r>
-    </w:p>
-    <w:tbl>
-      <w:tblPr>
-        <w:tblStyle w:val="Table"/>
-        <w:tblW w:type="pct" w:w="5000"/>
-        <w:tblLayout w:type="fixed"/>
-        <w:tblLook w:firstRow="1" w:lastRow="0" w:firstColumn="0" w:lastColumn="0" w:noHBand="0" w:noVBand="0" w:val="0020"/>
-      </w:tblPr>
-      <w:tblGrid>
-        <w:gridCol w:w="3960"/>
-        <w:gridCol w:w="3960"/>
-      </w:tblGrid>
-      <w:tr>
-        <w:trPr>
-          <w:tblHeader w:val="on"/>
-        </w:trPr>
-        <w:tc>
-          <w:tcPr/>
-          <w:p>
-            <w:pPr>
-              <w:pStyle w:val="Compact"/>
-              <w:jc w:val="left"/>
-            </w:pPr>
-            <w:r>
-              <w:t xml:space="preserve">Metric</w:t>
-            </w:r>
-          </w:p>
-        </w:tc>
-        <w:tc>
-          <w:tcPr/>
-          <w:p>
-            <w:pPr>
-              <w:pStyle w:val="Compact"/>
-              <w:jc w:val="left"/>
-            </w:pPr>
-            <w:r>
-              <w:t xml:space="preserve">Target</w:t>
-            </w:r>
-          </w:p>
-        </w:tc>
-      </w:tr>
-      <w:tr>
-        <w:tc>
-          <w:tcPr/>
-          <w:p>
-            <w:pPr>
-              <w:pStyle w:val="Compact"/>
-              <w:jc w:val="left"/>
-            </w:pPr>
-            <w:r>
-              <w:rPr>
-                <w:b/>
-                <w:bCs/>
-              </w:rPr>
-              <w:t xml:space="preserve">Dead-reckoning positional drift</w:t>
-            </w:r>
-          </w:p>
-        </w:tc>
-        <w:tc>
-          <w:tcPr/>
-          <w:p>
-            <w:pPr>
-              <w:pStyle w:val="Compact"/>
-              <w:jc w:val="left"/>
-            </w:pPr>
-            <w:r>
-              <w:t xml:space="preserve">&lt; 10% of the distance travelled</w:t>
-            </w:r>
-          </w:p>
-        </w:tc>
-      </w:tr>
-      <w:tr>
-        <w:tc>
-          <w:tcPr/>
-          <w:p>
-            <w:pPr>
-              <w:pStyle w:val="Compact"/>
-              <w:jc w:val="left"/>
-            </w:pPr>
-            <w:r>
-              <w:rPr>
-                <w:b/>
-                <w:bCs/>
-              </w:rPr>
-              <w:t xml:space="preserve">50 m GNSS-denied travel</w:t>
-            </w:r>
-          </w:p>
-        </w:tc>
-        <w:tc>
-          <w:tcPr/>
-          <w:p>
-            <w:pPr>
-              <w:pStyle w:val="Compact"/>
-              <w:jc w:val="left"/>
-            </w:pPr>
-            <w:r>
-              <w:t xml:space="preserve">&lt; 5 m drift, in under 1 minute</w:t>
-            </w:r>
-          </w:p>
-        </w:tc>
-      </w:tr>
-      <w:tr>
-        <w:tc>
-          <w:tcPr/>
-          <w:p>
-            <w:pPr>
-              <w:pStyle w:val="Compact"/>
-              <w:jc w:val="left"/>
-            </w:pPr>
-            <w:r>
-              <w:rPr>
-                <w:b/>
-                <w:bCs/>
-              </w:rPr>
-              <w:t xml:space="preserve">1 km GNSS-denied travel</w:t>
-            </w:r>
-          </w:p>
-        </w:tc>
-        <w:tc>
-          <w:tcPr/>
-          <w:p>
-            <w:pPr>
-              <w:pStyle w:val="Compact"/>
-              <w:jc w:val="left"/>
-            </w:pPr>
-            <w:r>
-              <w:t xml:space="preserve">&lt; 100 m drift at 60 km/h</w:t>
-            </w:r>
-          </w:p>
-        </w:tc>
-      </w:tr>
-      <w:tr>
-        <w:tc>
-          <w:tcPr/>
-          <w:p>
-            <w:pPr>
-              <w:pStyle w:val="Compact"/>
-              <w:jc w:val="left"/>
-            </w:pPr>
-            <w:r>
-              <w:rPr>
-                <w:b/>
-                <w:bCs/>
-              </w:rPr>
-              <w:t xml:space="preserve">Smartphone GNSS + INS update rate</w:t>
-            </w:r>
-          </w:p>
-        </w:tc>
-        <w:tc>
-          <w:tcPr/>
-          <w:p>
-            <w:pPr>
-              <w:pStyle w:val="Compact"/>
-              <w:jc w:val="left"/>
-            </w:pPr>
-            <w:r>
-              <w:t xml:space="preserve">10 Hz</w:t>
-            </w:r>
-          </w:p>
-        </w:tc>
-      </w:tr>
-      <w:tr>
-        <w:tc>
-          <w:tcPr/>
-          <w:p>
-            <w:pPr>
-              <w:pStyle w:val="Compact"/>
-              <w:jc w:val="left"/>
-            </w:pPr>
-            <w:r>
-              <w:rPr>
-                <w:b/>
-                <w:bCs/>
-              </w:rPr>
-              <w:t xml:space="preserve">FOG-IMU edge engine capability</w:t>
-            </w:r>
-          </w:p>
-        </w:tc>
-        <w:tc>
-          <w:tcPr/>
-          <w:p>
-            <w:pPr>
-              <w:pStyle w:val="Compact"/>
-              <w:jc w:val="left"/>
-            </w:pPr>
-            <w:r>
-              <w:t xml:space="preserve">200 Hz or higher</w:t>
-            </w:r>
-          </w:p>
-        </w:tc>
-      </w:tr>
-    </w:tbl>
-    <w:bookmarkEnd w:id="12"/>
+        <w:t xml:space="preserve">5. System Architecture</w:t>
+      </w:r>
+    </w:p>
+    <w:p>
+      <w:pPr>
+        <w:pStyle w:val="FirstParagraph"/>
+      </w:pPr>
+      <w:r>
+        <w:t xml:space="preserve">The application runs as a local FastAPI backend serving standard REST interfaces and WebSockets, taking in live or batched sensor data from the client, processing it through the Python navigation engine, and returning the map-matched position.</w:t>
+      </w:r>
+    </w:p>
     <w:bookmarkEnd w:id="13"/>
+    <w:bookmarkStart w:id="14" w:name="success-criteria"/>
+    <w:p>
+      <w:pPr>
+        <w:pStyle w:val="Heading2"/>
+      </w:pPr>
+      <w:r>
+        <w:t xml:space="preserve">6. Success Criteria</w:t>
+      </w:r>
+    </w:p>
+    <w:p>
+      <w:pPr>
+        <w:pStyle w:val="FirstParagraph"/>
+      </w:pPr>
+      <w:r>
+        <w:t xml:space="preserve">The project is successful when the Python navigation backend can ingest GNSS/IMU data, simulate outages up to 1000m, and output map-matched coordinates falling within the required error bounds using only its built-in algorithmic constraints and ONNX AI model.</w:t>
+      </w:r>
+    </w:p>
+    <w:bookmarkEnd w:id="14"/>
+    <w:bookmarkEnd w:id="15"/>
     <w:sectPr>
       <w:footnotePr>
         <w:numRestart w:val="eachSect"/>
@@ -796,6 +537,12 @@
     <w:abstractNumId w:val="990"/>
   </w:num>
   <w:num w:numId="1001">
+    <w:abstractNumId w:val="991"/>
+  </w:num>
+  <w:num w:numId="1002">
+    <w:abstractNumId w:val="991"/>
+  </w:num>
+  <w:num w:numId="1003">
     <w:abstractNumId w:val="991"/>
   </w:num>
 </w:numbering>

--- a/Important Documents/Project_Requirement_Documentation.docx
+++ b/Important Documents/Project_Requirement_Documentation.docx
@@ -2,22 +2,22 @@
 <file path=word/document.xml><?xml version="1.0" encoding="utf-8"?>
 <w:document xmlns:w="http://schemas.openxmlformats.org/wordprocessingml/2006/main" xmlns:m="http://schemas.openxmlformats.org/officeDocument/2006/math" xmlns:r="http://schemas.openxmlformats.org/officeDocument/2006/relationships" xmlns:o="urn:schemas-microsoft-com:office:office" xmlns:v="urn:schemas-microsoft-com:vml" xmlns:w10="urn:schemas-microsoft-com:office:word" xmlns:a="http://schemas.openxmlformats.org/drawingml/2006/main" xmlns:pic="http://schemas.openxmlformats.org/drawingml/2006/picture" xmlns:wp="http://schemas.openxmlformats.org/drawingml/2006/wordprocessingDrawing">
   <w:body>
-    <w:bookmarkStart w:id="15" w:name="project-requirement-documentation-prd"/>
+    <w:bookmarkStart w:id="13" w:name="X58a76cace95320f7dba630c9ca6c4d7c0e881f2"/>
     <w:p>
       <w:pPr>
         <w:pStyle w:val="Heading1"/>
       </w:pPr>
       <w:r>
-        <w:t xml:space="preserve">Project Requirement Documentation (PRD)</w:t>
-      </w:r>
-    </w:p>
-    <w:bookmarkStart w:id="9" w:name="project-title"/>
+        <w:t xml:space="preserve">Navigators IDR — Project Requirements Document (PRD)</w:t>
+      </w:r>
+    </w:p>
+    <w:bookmarkStart w:id="9" w:name="overview"/>
     <w:p>
       <w:pPr>
         <w:pStyle w:val="Heading2"/>
       </w:pPr>
       <w:r>
-        <w:t xml:space="preserve">1. Project Title</w:t>
+        <w:t xml:space="preserve">1. Overview</w:t>
       </w:r>
     </w:p>
     <w:p>
@@ -25,35 +25,17 @@
         <w:pStyle w:val="FirstParagraph"/>
       </w:pPr>
       <w:r>
-        <w:t xml:space="preserve">Navigators IDR — Intelligent Dead-Reckoning Navigation System (ISRO SIH26168)</w:t>
+        <w:t xml:space="preserve">The Navigators Intelligent Dead Reckoning (IDR) system provides continuous vehicle navigation using smartphone sensors during GNSS outages.</w:t>
       </w:r>
     </w:p>
     <w:bookmarkEnd w:id="9"/>
-    <w:bookmarkStart w:id="10" w:name="objective"/>
+    <w:bookmarkStart w:id="10" w:name="functional-requirements"/>
     <w:p>
       <w:pPr>
         <w:pStyle w:val="Heading2"/>
       </w:pPr>
       <w:r>
-        <w:t xml:space="preserve">2. Objective</w:t>
-      </w:r>
-    </w:p>
-    <w:p>
-      <w:pPr>
-        <w:pStyle w:val="FirstParagraph"/>
-      </w:pPr>
-      <w:r>
-        <w:t xml:space="preserve">To develop a smartphone-based navigation system capable of maintaining accurate positioning during Global Navigation Satellite System (GNSS) outages. The system must operate without relying on external vehicle hardware (such as OBD-II, CAN bus, or dedicated external IMUs) and without internet connectivity.</w:t>
-      </w:r>
-    </w:p>
-    <w:bookmarkEnd w:id="10"/>
-    <w:bookmarkStart w:id="11" w:name="core-requirements"/>
-    <w:p>
-      <w:pPr>
-        <w:pStyle w:val="Heading2"/>
-      </w:pPr>
-      <w:r>
-        <w:t xml:space="preserve">3. Core Requirements</w:t>
+        <w:t xml:space="preserve">2. Functional Requirements</w:t>
       </w:r>
     </w:p>
     <w:p>
@@ -69,13 +51,10 @@
           <w:b/>
           <w:bCs/>
         </w:rPr>
-        <w:t xml:space="preserve">Hardware Profile:</w:t>
-      </w:r>
-      <w:r>
-        <w:t xml:space="preserve"> </w:t>
-      </w:r>
-      <w:r>
-        <w:t xml:space="preserve">Smartphone only. Must utilize internal 6-DOF IMU (Accelerometer, Gyroscope) and native GNSS chips.</w:t>
+        <w:t xml:space="preserve">FR1</w:t>
+      </w:r>
+      <w:r>
+        <w:t xml:space="preserve">: Collect IMU data (Accel/Gyro) at minimum 50Hz (target 100Hz).</w:t>
       </w:r>
     </w:p>
     <w:p>
@@ -91,13 +70,10 @@
           <w:b/>
           <w:bCs/>
         </w:rPr>
-        <w:t xml:space="preserve">Offline Functionality:</w:t>
-      </w:r>
-      <w:r>
-        <w:t xml:space="preserve"> </w:t>
-      </w:r>
-      <w:r>
-        <w:t xml:space="preserve">The entire system—AI inference, filtering, constraints, and map matching—must run completely offline. No backend processing via cloud.</w:t>
+        <w:t xml:space="preserve">FR2</w:t>
+      </w:r>
+      <w:r>
+        <w:t xml:space="preserve">: Detect GNSS loss and seamlessly switch to dead reckoning.</w:t>
       </w:r>
     </w:p>
     <w:p>
@@ -113,31 +89,10 @@
           <w:b/>
           <w:bCs/>
         </w:rPr>
-        <w:t xml:space="preserve">Accuracy Targets:</w:t>
-      </w:r>
-    </w:p>
-    <w:p>
-      <w:pPr>
-        <w:pStyle w:val="Compact"/>
-        <w:numPr>
-          <w:ilvl w:val="1"/>
-          <w:numId w:val="1002"/>
-        </w:numPr>
-      </w:pPr>
-      <w:r>
-        <w:t xml:space="preserve">&lt; 5 meters of drift during a 50-meter GNSS outage.</w:t>
-      </w:r>
-    </w:p>
-    <w:p>
-      <w:pPr>
-        <w:pStyle w:val="Compact"/>
-        <w:numPr>
-          <w:ilvl w:val="1"/>
-          <w:numId w:val="1002"/>
-        </w:numPr>
-      </w:pPr>
-      <w:r>
-        <w:t xml:space="preserve">&lt; 100 meters of drift during a 1000-meter GNSS outage.</w:t>
+        <w:t xml:space="preserve">FR3</w:t>
+      </w:r>
+      <w:r>
+        <w:t xml:space="preserve">: Estimate 2D vehicle velocity using a deep learning model.</w:t>
       </w:r>
     </w:p>
     <w:p>
@@ -153,23 +108,106 @@
           <w:b/>
           <w:bCs/>
         </w:rPr>
-        <w:t xml:space="preserve">Output Interfaces:</w:t>
-      </w:r>
-      <w:r>
-        <w:t xml:space="preserve"> </w:t>
-      </w:r>
-      <w:r>
-        <w:t xml:space="preserve">Provide real-time location (Latitude/Longitude), heading, and velocity to a local web client or API.</w:t>
+        <w:t xml:space="preserve">FR4</w:t>
+      </w:r>
+      <w:r>
+        <w:t xml:space="preserve">: Fuse AI velocity with IMU using a 15-state EKF.</w:t>
+      </w:r>
+    </w:p>
+    <w:p>
+      <w:pPr>
+        <w:pStyle w:val="Compact"/>
+        <w:numPr>
+          <w:ilvl w:val="0"/>
+          <w:numId w:val="1001"/>
+        </w:numPr>
+      </w:pPr>
+      <w:r>
+        <w:rPr>
+          <w:b/>
+          <w:bCs/>
+        </w:rPr>
+        <w:t xml:space="preserve">FR5</w:t>
+      </w:r>
+      <w:r>
+        <w:t xml:space="preserve">: Run completely offline without cellular or backend API dependencies in the final production app.</w:t>
+      </w:r>
+    </w:p>
+    <w:bookmarkEnd w:id="10"/>
+    <w:bookmarkStart w:id="11" w:name="non-functional-requirements"/>
+    <w:p>
+      <w:pPr>
+        <w:pStyle w:val="Heading2"/>
+      </w:pPr>
+      <w:r>
+        <w:t xml:space="preserve">3. Non-Functional Requirements</w:t>
+      </w:r>
+    </w:p>
+    <w:p>
+      <w:pPr>
+        <w:pStyle w:val="Compact"/>
+        <w:numPr>
+          <w:ilvl w:val="0"/>
+          <w:numId w:val="1002"/>
+        </w:numPr>
+      </w:pPr>
+      <w:r>
+        <w:rPr>
+          <w:b/>
+          <w:bCs/>
+        </w:rPr>
+        <w:t xml:space="preserve">NFR1</w:t>
+      </w:r>
+      <w:r>
+        <w:t xml:space="preserve">: End-to-end latency per window must be under 100ms (10Hz). Current ONNX benchmark: ~0.7ms.</w:t>
+      </w:r>
+    </w:p>
+    <w:p>
+      <w:pPr>
+        <w:pStyle w:val="Compact"/>
+        <w:numPr>
+          <w:ilvl w:val="0"/>
+          <w:numId w:val="1002"/>
+        </w:numPr>
+      </w:pPr>
+      <w:r>
+        <w:rPr>
+          <w:b/>
+          <w:bCs/>
+        </w:rPr>
+        <w:t xml:space="preserve">NFR2</w:t>
+      </w:r>
+      <w:r>
+        <w:t xml:space="preserve">: System must not leak ground truth data into the estimator during validation.</w:t>
+      </w:r>
+    </w:p>
+    <w:p>
+      <w:pPr>
+        <w:pStyle w:val="Compact"/>
+        <w:numPr>
+          <w:ilvl w:val="0"/>
+          <w:numId w:val="1002"/>
+        </w:numPr>
+      </w:pPr>
+      <w:r>
+        <w:rPr>
+          <w:b/>
+          <w:bCs/>
+        </w:rPr>
+        <w:t xml:space="preserve">NFR3</w:t>
+      </w:r>
+      <w:r>
+        <w:t xml:space="preserve">: The application must be lightweight and battery-efficient on mid-range smartphones.</w:t>
       </w:r>
     </w:p>
     <w:bookmarkEnd w:id="11"/>
-    <w:bookmarkStart w:id="12" w:name="key-functional-constraints"/>
+    <w:bookmarkStart w:id="12" w:name="excluded-scope"/>
     <w:p>
       <w:pPr>
         <w:pStyle w:val="Heading2"/>
       </w:pPr>
       <w:r>
-        <w:t xml:space="preserve">4. Key Functional Constraints</w:t>
+        <w:t xml:space="preserve">4. Excluded Scope</w:t>
       </w:r>
     </w:p>
     <w:p>
@@ -181,17 +219,7 @@
         </w:numPr>
       </w:pPr>
       <w:r>
-        <w:rPr>
-          <w:b/>
-          <w:bCs/>
-        </w:rPr>
-        <w:t xml:space="preserve">15-State Extended Kalman Filter (EKF):</w:t>
-      </w:r>
-      <w:r>
-        <w:t xml:space="preserve"> </w:t>
-      </w:r>
-      <w:r>
-        <w:t xml:space="preserve">Must be used as the core data fusion engine, natively estimating 3D Position, 3D Velocity, 3D Attitude, Accelerometer Bias, and Gyroscope Bias.</w:t>
+        <w:t xml:space="preserve">Connecting to vehicle OBD-II ports.</w:t>
       </w:r>
     </w:p>
     <w:p>
@@ -203,17 +231,7 @@
         </w:numPr>
       </w:pPr>
       <w:r>
-        <w:rPr>
-          <w:b/>
-          <w:bCs/>
-        </w:rPr>
-        <w:t xml:space="preserve">AI Velocity Estimation:</w:t>
-      </w:r>
-      <w:r>
-        <w:t xml:space="preserve"> </w:t>
-      </w:r>
-      <w:r>
-        <w:t xml:space="preserve">Must embed an ONNX-format deep learning model (e.g., Temporal Convolutional Network) to map sliding windows of IMU data to 2D velocity vectors (East, North), bypassing classical double-integration drift.</w:t>
+        <w:t xml:space="preserve">Utilizing external CAN bus data or speedometer ticks.</w:t>
       </w:r>
     </w:p>
     <w:p>
@@ -225,101 +243,11 @@
         </w:numPr>
       </w:pPr>
       <w:r>
-        <w:rPr>
-          <w:b/>
-          <w:bCs/>
-        </w:rPr>
-        <w:t xml:space="preserve">Zero-Velocity Update (ZUPT):</w:t>
-      </w:r>
-      <w:r>
-        <w:t xml:space="preserve"> </w:t>
-      </w:r>
-      <w:r>
-        <w:t xml:space="preserve">The system must detect when the vehicle is stationary to clamp accumulated errors.</w:t>
-      </w:r>
-    </w:p>
-    <w:p>
-      <w:pPr>
-        <w:pStyle w:val="Compact"/>
-        <w:numPr>
-          <w:ilvl w:val="0"/>
-          <w:numId w:val="1003"/>
-        </w:numPr>
-      </w:pPr>
-      <w:r>
-        <w:rPr>
-          <w:b/>
-          <w:bCs/>
-        </w:rPr>
-        <w:t xml:space="preserve">Non-Holonomic Constraints (NHC):</w:t>
-      </w:r>
-      <w:r>
-        <w:t xml:space="preserve"> </w:t>
-      </w:r>
-      <w:r>
-        <w:t xml:space="preserve">The system must assume wheeled vehicle dynamics (no lateral sliding, no vertical flight) to bound error growth.</w:t>
-      </w:r>
-    </w:p>
-    <w:p>
-      <w:pPr>
-        <w:pStyle w:val="Compact"/>
-        <w:numPr>
-          <w:ilvl w:val="0"/>
-          <w:numId w:val="1003"/>
-        </w:numPr>
-      </w:pPr>
-      <w:r>
-        <w:rPr>
-          <w:b/>
-          <w:bCs/>
-        </w:rPr>
-        <w:t xml:space="preserve">Map Matching:</w:t>
-      </w:r>
-      <w:r>
-        <w:t xml:space="preserve"> </w:t>
-      </w:r>
-      <w:r>
-        <w:t xml:space="preserve">The system must snap the raw mathematical trajectory to a known offline geographic road network.</w:t>
+        <w:t xml:space="preserve">Cloud-based inference (strictly prohibited for the final runtime).</w:t>
       </w:r>
     </w:p>
     <w:bookmarkEnd w:id="12"/>
-    <w:bookmarkStart w:id="13" w:name="system-architecture"/>
-    <w:p>
-      <w:pPr>
-        <w:pStyle w:val="Heading2"/>
-      </w:pPr>
-      <w:r>
-        <w:t xml:space="preserve">5. System Architecture</w:t>
-      </w:r>
-    </w:p>
-    <w:p>
-      <w:pPr>
-        <w:pStyle w:val="FirstParagraph"/>
-      </w:pPr>
-      <w:r>
-        <w:t xml:space="preserve">The application runs as a local FastAPI backend serving standard REST interfaces and WebSockets, taking in live or batched sensor data from the client, processing it through the Python navigation engine, and returning the map-matched position.</w:t>
-      </w:r>
-    </w:p>
     <w:bookmarkEnd w:id="13"/>
-    <w:bookmarkStart w:id="14" w:name="success-criteria"/>
-    <w:p>
-      <w:pPr>
-        <w:pStyle w:val="Heading2"/>
-      </w:pPr>
-      <w:r>
-        <w:t xml:space="preserve">6. Success Criteria</w:t>
-      </w:r>
-    </w:p>
-    <w:p>
-      <w:pPr>
-        <w:pStyle w:val="FirstParagraph"/>
-      </w:pPr>
-      <w:r>
-        <w:t xml:space="preserve">The project is successful when the Python navigation backend can ingest GNSS/IMU data, simulate outages up to 1000m, and output map-matched coordinates falling within the required error bounds using only its built-in algorithmic constraints and ONNX AI model.</w:t>
-      </w:r>
-    </w:p>
-    <w:bookmarkEnd w:id="14"/>
-    <w:bookmarkEnd w:id="15"/>
     <w:sectPr>
       <w:footnotePr>
         <w:numRestart w:val="eachSect"/>
